--- a/synvoric/assets/templates/Synvoric-Client-Proposal-Template.docx
+++ b/synvoric/assets/templates/Synvoric-Client-Proposal-Template.docx
@@ -89,7 +89,7 @@
           <w:b w:val="0"/>
           <w:sz w:val="22"/>
         </w:rPr>
-        <w:t>Prepared by: Synvoric  ·  palak.agrawal@synvoric.com  ·  www.synvoric.com</w:t>
+        <w:t>Prepared by: Synvoric  ·  anshul.agrawal@synvoric.com  ·  www.synvoric.com</w:t>
       </w:r>
     </w:p>
     <w:p/>
@@ -693,7 +693,7 @@
           <w:b w:val="0"/>
           <w:sz w:val="22"/>
         </w:rPr>
-        <w:t>This proposal is valid for [30] days from the date above. Services shall be governed by the Synvoric Master Service Agreement (MSA) upon acceptance. To proceed, please sign below and return to palak.agrawal@synvoric.com.</w:t>
+        <w:t>This proposal is valid for [30] days from the date above. Services shall be governed by the Synvoric Master Service Agreement (MSA) upon acceptance. To proceed, please sign below and return to anshul.agrawal@synvoric.com.</w:t>
       </w:r>
     </w:p>
     <w:p/>
